--- a/reports/Pizza KPIs.docx
+++ b/reports/Pizza KPIs.docx
@@ -1321,246 +1321,6 @@
             </a:graphic>
           </wp:inline>
         </w:drawing>
-      </w:r>
-    </w:p>
-    <w:p/>
-    <w:p>
-      <w:r>
-        <w:rPr>
-          <w:b/>
-          <w:bCs/>
-          <w:i/>
-          <w:iCs/>
-          <w:u w:val="single"/>
-        </w:rPr>
-        <w:t>NOTE</w:t>
-      </w:r>
-    </w:p>
-    <w:p>
-      <w:r>
-        <w:t>If you want to apply the Month, Quarter, Week filters to the above queries you can use WHERE clause. Follow some of below examples</w:t>
-      </w:r>
-    </w:p>
-    <w:p>
-      <w:r>
-        <w:t xml:space="preserve">SELECT DATENAME(DW, </w:t>
-      </w:r>
-      <w:proofErr w:type="spellStart"/>
-      <w:r>
-        <w:t>order_date</w:t>
-      </w:r>
-      <w:proofErr w:type="spellEnd"/>
-      <w:r>
-        <w:t xml:space="preserve">) AS </w:t>
-      </w:r>
-      <w:proofErr w:type="spellStart"/>
-      <w:r>
-        <w:t>order_day</w:t>
-      </w:r>
-      <w:proofErr w:type="spellEnd"/>
-      <w:r>
-        <w:t xml:space="preserve">, COUNT(DISTINCT </w:t>
-      </w:r>
-      <w:proofErr w:type="spellStart"/>
-      <w:r>
-        <w:t>order_id</w:t>
-      </w:r>
-      <w:proofErr w:type="spellEnd"/>
-      <w:r>
-        <w:t xml:space="preserve">) AS </w:t>
-      </w:r>
-      <w:proofErr w:type="spellStart"/>
-      <w:r>
-        <w:t>total_orders</w:t>
-      </w:r>
-      <w:proofErr w:type="spellEnd"/>
-      <w:r>
-        <w:t> </w:t>
-      </w:r>
-    </w:p>
-    <w:p>
-      <w:r>
-        <w:t>FROM pizza_sales</w:t>
-      </w:r>
-    </w:p>
-    <w:p>
-      <w:r>
-        <w:t>WHERE MONTH(</w:t>
-      </w:r>
-      <w:proofErr w:type="spellStart"/>
-      <w:r>
-        <w:t>order_date</w:t>
-      </w:r>
-      <w:proofErr w:type="spellEnd"/>
-      <w:r>
-        <w:t>) = 1</w:t>
-      </w:r>
-    </w:p>
-    <w:p>
-      <w:r>
-        <w:t xml:space="preserve">GROUP BY DATENAME(DW, </w:t>
-      </w:r>
-      <w:proofErr w:type="spellStart"/>
-      <w:r>
-        <w:t>order_date</w:t>
-      </w:r>
-      <w:proofErr w:type="spellEnd"/>
-      <w:r>
-        <w:t>)</w:t>
-      </w:r>
-    </w:p>
-    <w:p/>
-    <w:p>
-      <w:r>
-        <w:rPr>
-          <w:i/>
-          <w:iCs/>
-        </w:rPr>
-        <w:lastRenderedPageBreak/>
-        <w:t>*Here MONTH(</w:t>
-      </w:r>
-      <w:proofErr w:type="spellStart"/>
-      <w:r>
-        <w:rPr>
-          <w:i/>
-          <w:iCs/>
-        </w:rPr>
-        <w:t>order_date</w:t>
-      </w:r>
-      <w:proofErr w:type="spellEnd"/>
-      <w:r>
-        <w:rPr>
-          <w:i/>
-          <w:iCs/>
-        </w:rPr>
-        <w:t>) = 1 indicates that the output is for the month of January. MONTH(</w:t>
-      </w:r>
-      <w:proofErr w:type="spellStart"/>
-      <w:r>
-        <w:rPr>
-          <w:i/>
-          <w:iCs/>
-        </w:rPr>
-        <w:t>order_date</w:t>
-      </w:r>
-      <w:proofErr w:type="spellEnd"/>
-      <w:r>
-        <w:rPr>
-          <w:i/>
-          <w:iCs/>
-        </w:rPr>
-        <w:t>) = 4 indicates output for Month of April.</w:t>
-      </w:r>
-    </w:p>
-    <w:p/>
-    <w:p>
-      <w:r>
-        <w:t xml:space="preserve">SELECT DATENAME(DW, </w:t>
-      </w:r>
-      <w:proofErr w:type="spellStart"/>
-      <w:r>
-        <w:t>order_date</w:t>
-      </w:r>
-      <w:proofErr w:type="spellEnd"/>
-      <w:r>
-        <w:t xml:space="preserve">) AS </w:t>
-      </w:r>
-      <w:proofErr w:type="spellStart"/>
-      <w:r>
-        <w:t>order_day</w:t>
-      </w:r>
-      <w:proofErr w:type="spellEnd"/>
-      <w:r>
-        <w:t xml:space="preserve">, COUNT(DISTINCT </w:t>
-      </w:r>
-      <w:proofErr w:type="spellStart"/>
-      <w:r>
-        <w:t>order_id</w:t>
-      </w:r>
-      <w:proofErr w:type="spellEnd"/>
-      <w:r>
-        <w:t xml:space="preserve">) AS </w:t>
-      </w:r>
-      <w:proofErr w:type="spellStart"/>
-      <w:r>
-        <w:t>total_orders</w:t>
-      </w:r>
-      <w:proofErr w:type="spellEnd"/>
-      <w:r>
-        <w:t> </w:t>
-      </w:r>
-    </w:p>
-    <w:p>
-      <w:r>
-        <w:t>FROM pizza_sales</w:t>
-      </w:r>
-    </w:p>
-    <w:p>
-      <w:r>
-        <w:t xml:space="preserve">WHERE DATEPART(QUARTER, </w:t>
-      </w:r>
-      <w:proofErr w:type="spellStart"/>
-      <w:r>
-        <w:t>order_date</w:t>
-      </w:r>
-      <w:proofErr w:type="spellEnd"/>
-      <w:r>
-        <w:t>) = 1</w:t>
-      </w:r>
-    </w:p>
-    <w:p>
-      <w:r>
-        <w:t xml:space="preserve">GROUP BY DATENAME(DW, </w:t>
-      </w:r>
-      <w:proofErr w:type="spellStart"/>
-      <w:r>
-        <w:t>order_date</w:t>
-      </w:r>
-      <w:proofErr w:type="spellEnd"/>
-      <w:r>
-        <w:t>)</w:t>
-      </w:r>
-    </w:p>
-    <w:p/>
-    <w:p>
-      <w:r>
-        <w:rPr>
-          <w:i/>
-          <w:iCs/>
-        </w:rPr>
-        <w:t xml:space="preserve">*Here DATEPART(QUARTER, </w:t>
-      </w:r>
-      <w:proofErr w:type="spellStart"/>
-      <w:r>
-        <w:rPr>
-          <w:i/>
-          <w:iCs/>
-        </w:rPr>
-        <w:t>order_date</w:t>
-      </w:r>
-      <w:proofErr w:type="spellEnd"/>
-      <w:r>
-        <w:rPr>
-          <w:i/>
-          <w:iCs/>
-        </w:rPr>
-        <w:t>) = 1 indicates that the output is for the Quarter 1. MONTH(</w:t>
-      </w:r>
-      <w:proofErr w:type="spellStart"/>
-      <w:r>
-        <w:rPr>
-          <w:i/>
-          <w:iCs/>
-        </w:rPr>
-        <w:t>order_date</w:t>
-      </w:r>
-      <w:proofErr w:type="spellEnd"/>
-      <w:r>
-        <w:rPr>
-          <w:i/>
-          <w:iCs/>
-        </w:rPr>
-        <w:t>) = 3 indicates output for Quarter 3.</w:t>
       </w:r>
     </w:p>
     <w:p>
